--- a/example_articles/gender/Unspecified/2.gender_Unspecified_New_York_Times.docx
+++ b/example_articles/gender/Unspecified/2.gender_Unspecified_New_York_Times.docx
@@ -29,17 +29,17 @@
     </w:p>
     <w:p>
       <w:r>
-        <w:t>Source File: NYT/47.DOCX</w:t>
+        <w:t>Source file: NYT/47.DOCX</w:t>
       </w:r>
     </w:p>
     <w:p>
       <w:r>
-        <w:t>Raw gender result: NA</w:t>
+        <w:t>Raw gender result, 'gender': NA</w:t>
       </w:r>
     </w:p>
     <w:p>
       <w:r>
-        <w:t>gender_stand (Standardized): Unspecified</w:t>
+        <w:t>Standardized gender result, 'gender_stand': Unspecified</w:t>
       </w:r>
     </w:p>
     <w:p>

--- a/example_articles/gender/Unspecified/2.gender_Unspecified_New_York_Times.docx
+++ b/example_articles/gender/Unspecified/2.gender_Unspecified_New_York_Times.docx
@@ -7,9 +7,7 @@
         <w:pStyle w:val="Heading1"/>
       </w:pPr>
       <w:r>
-        <w:t>Upheaval in the East: Czechoslovakia;</w:t>
-        <w:br/>
-        <w:t>In Choice of Ambassadors, Prague Leans Toward the Symbolic</w:t>
+        <w:t>Stirring a Debate on Breaking Racism's Shackles</w:t>
       </w:r>
     </w:p>
     <w:p>
@@ -19,17 +17,17 @@
     </w:p>
     <w:p>
       <w:r>
-        <w:t>Date: 1990-02-15</w:t>
+        <w:t>Date: 1990-05-30</w:t>
       </w:r>
     </w:p>
     <w:p>
       <w:r>
-        <w:t>Section: Section A; Page 19, Column 1; Foreign Desk</w:t>
+        <w:t>Section: Section A; Page 18, Column 1; National Desk</w:t>
       </w:r>
     </w:p>
     <w:p>
       <w:r>
-        <w:t>Source file: NYT/47.DOCX</w:t>
+        <w:t>Source file: NYT/42.DOCX</w:t>
       </w:r>
     </w:p>
     <w:p>
@@ -51,67 +49,75 @@
     </w:p>
     <w:p>
       <w:r>
-        <w:t>Rudolf Slansky, a disenchanted former Communist whose father, the General Secretary of the party, was hanged in 1952 after a Stalinist show trial, has been appointed Ambassador to the Soviet Union.</w:t>
+        <w:t>Among those who have read or heard his views on race, it is very hard to find anyone, black or white, with a neutral reaction to Shelby Steele.</w:t>
         <w:br/>
-        <w:t>''It is an excellent idea,'' President Vaclav Havel said in an interview, approving Foreign Minister Jiri Dienstbier's nominee. ''It is exactly in my symbolic and metaphoric way of political thinking.''</w:t>
+        <w:t>To many whites and conservative blacks, Mr. Steele has given eloquent voice to painful truths that are almost always left unspoken in the nation's circumscribed public discourse on race. To many black politicians and civil rights figures, he is a turncoat, a privileged black man whose visibility and success stem from his ability to say precisely what white America most wants to hear.</w:t>
         <w:br/>
-        <w:t>Not much less symbolic of Czechoslovakia's radical reorientation of its foreign policy, which until the overthrow of the Communist leadership last December was dictated by the Soviet Union and consistently hostile to the United States, was the appointment of Rita Klimova as Ambassador to Washington.</w:t>
+        <w:t>No matter what the reaction, it is clear that Mr. Steele, whose criticism of affirmative action and much of what is usually thought to be the black agenda has gained increasing visibility over the past year, now finds himself at the heart of the nation's increasing anguish over race and the traditional approaches to dealing with the issue.</w:t>
         <w:br/>
-        <w:t>Mrs. Klimova owes her survival to the asylum that the United States gave her and her family in 1939, after Germany seized Czechoslovakia. Her father, the late Stanislav Budin, was a noted Communist journalist, and because they were Jews, all the family's lives were at risk.</w:t>
+        <w:t>''The interest is there for one reason that's obvious to everybody,'' said Mr. Steele, whose closely cropped hair, blue blazer, olive slacks, burgundy pin-striped shirt and black tie reflect the button-down cool of his essays. ''As we have come to experience more opportunity in American life, we have fallen further behind. It's one of the biggest sociological contradictions of late 20th century life. It's clear that whatever we're doing isn't working, and I think the audience is there because people on both sides of the racial divide understand what I'm saying.''</w:t>
+        <w:br/>
+        <w:t>Bursting From Obscurity</w:t>
+        <w:br/>
+        <w:t>Over the past year, Mr. Steele has gone from being an obscure English professor at San Jose State University to an almost ubiquitous commentator on race. He shows up on television news programs like ''Nightline,'' has produced a public-television documentary on the Yusuf K. Hawkins killing in the Bensonhurt section of Brooklyn and has been published in Harper's, The American Scholar, The Washington Post, The New York Times Magazine and Commentary. A collection of his essays on race is to be published later this year.</w:t>
+        <w:br/>
+        <w:t>Mr. Steele's arguments, which in some ways mirror those made for a decade by black conservatives, is more complicated than the point-counterpoint to which it is often reduced on television. It boils down to the assertion that while racism still exists, it is not what is holding back America's black people. Instead, Mr. Steele asserts, the specter of racism has become a crippling fixation of blacks, a way not just to excuse failures but to avoid dealing with real problems.</w:t>
+        <w:br/>
+        <w:t>He says this sense of victimization has led blacks to rely on programs like affirmative action that both stem from and perpetuate their sense of being victims. And he says the insistence on black victimization and white guilt sets in motion a never-ending, and ultimately futile, interracial battle in which attaining a moral high ground counts for more than achieving results.</w:t>
+        <w:br/>
+        <w:t>''This leaves us with an identity that is at war with our best interests, that magnifies our oppression and diminishes our sense of possiblity,'' he wrote in the May issue of Harper's, Expressions of Bitterness Many blacks react angrily to Mr. Steele and his visibility in the mainstream news media. A review of his documentary on Bensonhurst in The Village Voice lambasted what it termed his ''enfeebled and handwringing apologias for the state of American racial discourse.'' Julian Bond, the civil rights figure and former Georgia State Senator, responded to one of Mr. Steele's essays in Harper's by saying it could have been written 30 years ago by Bull Connor or George Wallace.</w:t>
+        <w:br/>
+        <w:t>Critics say he shows no grasp of the problems of the inner city poor and instead shines a harsh light on elements of the psyches of American blacks without offering solutions other than a vague call for self-help.</w:t>
+        <w:br/>
+        <w:t>''I just think the guy's off the wall, really,'' said Representative John Lewis, a black Democrat from Georgia who is a longtime civil rights leader. ''There are these people, Steele in particular, sitting in their ivory towers far removed from the problems of poor, downtrodden black Americans. He's one of those who feels very comfortable articulating the position that the victim is responsible for his own situation.''</w:t>
         <w:br/>
         <w:t xml:space="preserve"> </w:t>
         <w:br/>
-        <w:t>Deep Anti-Semitism</w:t>
+        <w:t>'A Superb Scholar'</w:t>
         <w:br/>
-        <w:t>The elder Slansky, also named Rudolf, was chief defendant in a trial that occurred at the height of Stalin's drive against Jews and was marked by virulent anti-Semitism. Mr. Slansky and virtually all his co-defendants were Jews. He was falsely condemned as a Zionist and ''imperialist'' agent.</w:t>
+        <w:t>But not all Mr. Steele's approval comes from whites. Although it is hard to find evidence of conservative political strength among blacks, Mr. Steele is only one of a number of black writers and thinkers who in different ways break sharply with the view of race found in the traditional civil rights movement. These include the economists Glenn Loury of Harvard University, Thomas Sowell of the Hoover Institution and Walter Williams of George Mason University; the writer Stanley Crouch, and other academics like Julius Lester of the University of Massachusetts and Anne Wortham of Washington and Lee University.</w:t>
         <w:br/>
-        <w:t>The new Ambassador spent the war years in the United States, where his father served as an international Communist functionary. He joined the Communist Party even after his father's execution, because he believed the idea of communism to be purer than Communists.</w:t>
+        <w:t>''I think he's a superb scholar, he's thoughtful, he writes well, he's honest, he's a breath of fresh air,'' said Robert Woodson, the director of the National Center for Neighborhood Enterprise in Washington who is black. ''Some of us have been saying the same things for years, and we're just pleased that someone who challenges the traditional wisdom can get a hearing.''</w:t>
         <w:br/>
-        <w:t>Mrs. Klimova was also a Communist - ''very fanatical, I might even say'' - and both the new Ambassadors were purged from the party after the Soviet-led invasion in 1968, which they condemned. They were enthusiastic supporters of the reforms that brought on the invasion and dissidents until the peaceful revolution of last autumn.</w:t>
+        <w:t>Mr. Steele, who is 44 years old, grew up in the working-class Chicago suburb of Phoenix. His father, a truck driver, and his mother, a social worker, were devoted to the civil rights movement. He attended Coe College in Iowa, where his heroes included Malcolm X. He headed the black student organization at the height of the black power movement.</w:t>
         <w:br/>
-        <w:t>Last November and December, Mrs. Klimova served as the voice of Civic Forum, the movement that led the overthrow of the Communist Government. She was the interpreter at the many news conferences in which Mr. Havel and his supporters proclaimed the goals of their movement.</w:t>
-        <w:br/>
-        <w:t>The future Ambassador was regarded as more than a mere interpreter of the opposition's words into her fluent English, which bears the stamp of her formative years on New York's Upper West Side, together with the lilt of Czech singsong. By her tone of voice and her expressive features, the 58-year-old former economics lecturer added drama and conviction to words that stirred her and disdain to questions that she deemed unsympathetic.</w:t>
+        <w:t>But after teaching Afro-American literature at an experimental program for poor blacks in East St. Louis, Ill., he pursued a conventional academic career, eventually getting a Ph.D. in English from the University of Utah and going on to teach at San Jose State.</w:t>
         <w:br/>
         <w:t xml:space="preserve"> </w:t>
         <w:br/>
-        <w:t>'Embassy About-Face'</w:t>
+        <w:t>Dislikes Affirmative Action</w:t>
         <w:br/>
-        <w:t>Mrs. Klimova is expected to have the easier task of the two. ''My main job will be to make the embassy about-face,'' she said as she sorted a chaos of papers in her apartment a few days before her departure on Feb. 12. ''It was concerned primarily with making Americans uninterested in Czechoslovakia and keeping them out of this country.''</w:t>
+        <w:t>As Mr. Steele tells it, he began writing on race after he was annoyed by a 1986 radio broadcast on the holiday for the Rev. Dr. Martin Luther King Jr. in which a black leader was espousing what Mr. Steele considered the cliches of the civil rights movement.</w:t>
         <w:br/>
-        <w:t>Mr. Slansky's assignment will be more delicate. ''The great issue is to finish changing our relationship from unequal to equal,'' he said. The difficult present negotiations over Czechoslovak demands that the Soviet Army withdraw illustrate the difficulties of the 55-year-old Mr. Slansky's mission.</w:t>
+        <w:t>Mr. Steele says he had not read any of the black conservatives when he began writing on race, and he clearly has both similarities and differences with them. He does not hew to a doctrinaire hostility to government programs. He says many of the programs, particularly those that derive from racial preferences, do not work. He says affirmative action, for example, diminishes the achievements of blacks, whose gains are tainted by the appearance of favoritism, and creates resentment among whites.</w:t>
         <w:br/>
-        <w:t>The Ambassador acknowledged ''mixed feelings'' over what lies ahead. But he emphasized that despite the personal and political harm he suffered under earlier Soviet leaders, he bore no resentment to the nation and its present head.</w:t>
+        <w:t>Mr. Steele's writing ventures onto perhaps its most emotionally charged turf when he deals with what he sees as a widespread sense of inadequacy among blacks when they enter the economic and social mainstream. He says that feeling plays out in a number of ways:self-enforced separatism by black students on white campuses; an avoidance of many forms of intellectual and academic competition by blacks who fear it is more dangerous to try and fail than not to try at all.</w:t>
+        <w:br/>
+        <w:t>He said this is a bitter legacy of 350 years of oppression that whites as well as blacks have a responsibility to change. But he said it did blacks no good to ignore their real fears and blame racism for all their failings.</w:t>
+        <w:br/>
+        <w:t>''Blacks have tremendous possibilities if they know what they're up against'' he said. ''But if you think you're just up against white racism and you're just a total victim of it, then you can't do anything except be mad.'' Too Far Removed?  To his critics, Mr. Steele's message is at best hopelessly oversimplified and at worst deeply harmful. They say it gives whites more reasons not to finance social programs at a time of already scarce resources. Many say Mr. Steele, as a college professor whose wife, Rita, a psychologist, is white, is simply too far removed from the problems faced by most blacks.</w:t>
+        <w:br/>
+        <w:t>Adolph Reed, a black political science professor at Yale University, said Mr. Steele's criticism of affirmative action, for example, made much less sense when applied to programs for working-class blacks.</w:t>
+        <w:br/>
+        <w:t>Eddie N. Williams, president of the Joint Center for Political and Economic Studies, a black research organization, said Mr. Steele's apparent indifference to most government programs seemed to deny blacks the government assistance every other group in America has been able to use. He added that the problems of the black poor reflected not the failure of government intervention, but an insufficient moral or financial commitment to make the programs work.</w:t>
+        <w:br/>
+        <w:t>Between the two poles are some blacks who say Mr. Steele has some valid viewpoints that are diminished by a racial naivete.</w:t>
         <w:br/>
         <w:t xml:space="preserve"> </w:t>
         <w:br/>
-        <w:t>Deep Ties to Moscow</w:t>
+        <w:t>Points of Agreement</w:t>
         <w:br/>
-        <w:t>''I have of course a personal attitude toward the Soviet Union, but I never linked what Soviet leaders do or what happened to my family to the Soviet people,'' he said, in slow but exact English. ''I always made that difference.'' Whatever his sentiments toward those who decided the invasion of 1968, he said, ''I didn't hate the soldiers on the tanks.''</w:t>
+        <w:t>''He's big on personal responsibility; he's right,'' said Cornel West, a religion professor and head of the Afro-American studies program at Princeton University. ''He's big on struggling with the badge of inferiority; he's right. He's big on the impact of the quest for white validation and recognition and the difficulty of achieving that by means of affirmative action; he's right. But he trivializes these very valuable insights when he overlooks the degree to which so much of the responsibility also falls on the side on the white, skewed, limited and usually racist perceptions that dictate the quest for black acceptance.''</w:t>
         <w:br/>
-        <w:t>Mr. Slansky said that above all the Soviet Union must be seen as a superpower on the border. ''Our contacts with that country are part of our lives,'' he said. ''We need to look at it very realistically, not emotionally. Emotionally is possible, but not useful.''</w:t>
+        <w:t>Still, some critics as well as friends agree that Mr. Steele may contribute something positive if he helps foster a more honest debate on racial issues.</w:t>
         <w:br/>
-        <w:t>Mr. Slansky said his reflections after the invasion led him to speak for pragmatism instead of political dogma. ''The lesson that I learned was that democracy is completely incompatible with rule by one, totalitarian party, even if people in it have good intentions.'' he said. ''A pluralistic political system is the only way.''</w:t>
+        <w:t>''There's a shrouded quality to our public discourse on racial subjects,'' said Mr. Loury. ''A lot of stuff doesn't get said that people are really thinking. Whites don't want to get called racists. Blacks don't want to be called disloyal. As a result, a genuine critical discourse where a lot of different ideas get put on the table and bandied about never really happens.''</w:t>
         <w:br/>
-        <w:t>An economist, Mr. Slansky stressed the importance of relations with the country with which Czechoslovakia does 40 percent of its trade. While Prague is seeking to reorient exports to capitalist countries, the Ambassador said its national interest required that it remain on good trading terms with the country that provides 87 percent of its energy needs and most raw materials.</w:t>
+        <w:t>Mr. Steele says he is aware of both the pain his writing evokes and the questions it leaves unanswered.</w:t>
         <w:br/>
-        <w:t>''We need the Soviet Union more than it needs us,'' he said. ''Our interest is to have the best possible relations, politically and economically.''</w:t>
+        <w:t>''James Baldwin used to talk about that a great deal, that one of the real pitfalls of black writers is that they feel they have to speak for all of black America and have all the answers to enormous problems,'' he said.</w:t>
         <w:br/>
-        <w:t xml:space="preserve"> </w:t>
-        <w:br/>
-        <w:t>Aid From Washington</w:t>
-        <w:br/>
-        <w:t>Mrs. Klimova hopes to attract American educational and technological assistance, as well as investment. Speaking of Secretary of State James A. Baker 3d's visit last week, she said: ''We told Baker that for the previous Government, the exchanges specified in our cultural and technological agreement were the ceiling. Now we would like to perceive this as the floor.''</w:t>
-        <w:br/>
-        <w:t>The Ambassador was married to Zdenek Mlynar, a top Communist official until he, too, became a dissident and was expelled to Austria. Mr. Mlynar was a friend of Mikhail S. Gorbachev during their student days in Moscow.</w:t>
-        <w:br/>
-        <w:t>''Whenever he went to visit Moscow, I bought shirts and shoes for Gorbachev here for him to take along,'' she recalled. Mrs. Klimova, who has two children and one grandchild, was widowed after her second marriage.</w:t>
-        <w:br/>
-        <w:t>Her commitment to Communism, which made her interrupt her education to work for a year in a factory after her return from the United States in 1946, ''to get close to the working class,'' weakened while she taught the history of economic thought at Charles University in the 1960's.</w:t>
-        <w:br/>
-        <w:t>Ousted as a lecturer after the invasion, she was relegated to the university's accounting office and finally dismissed. She earned a living for herself and her children as a simultaneous interpreter. But when the Charter 77 dissident movement was born she was reduced to written translating only, until she re-emerged as the English voice of the Civic Forum movement.</w:t>
-        <w:br/>
-        <w:t>''My English saved my life,'' the Ambassador said.</w:t>
+        <w:t>''I try to avoid that trap. I know I don't have all the answers, but I try to write what I know. Some people say I shine a harsh light on difficult problems. But I never shine a light on anything I haven't experienced or write about fears I don't see in myself first. I'm my own first target. I spill my own blood first.''</w:t>
         <w:br/>
         <w:br/>
         <w:t>Graphic</w:t>
@@ -119,7 +125,7 @@
         <w:br/>
         <w:t xml:space="preserve"> </w:t>
         <w:br/>
-        <w:t>Photos: Rudolf Slansky has been appointed Czechoslovakia's Ambassador to the Soviet Union. (Liba Taylor); Rita Klimova, the new Czechoslovak Ambassador to the United States, opening mail yesterday at her office in Washington. (The New York Times/Paul Hosefros)</w:t>
+        <w:t>Photo: Shelby Steele at his home in San Jose, Calif. (Terrence McCarthy for The New York Times)</w:t>
       </w:r>
     </w:p>
     <w:sectPr>

--- a/example_articles/gender/Unspecified/2.gender_Unspecified_New_York_Times.docx
+++ b/example_articles/gender/Unspecified/2.gender_Unspecified_New_York_Times.docx
@@ -7,7 +7,7 @@
         <w:pStyle w:val="Heading1"/>
       </w:pPr>
       <w:r>
-        <w:t>Stirring a Debate on Breaking Racism's Shackles</w:t>
+        <w:t>Climbing Up, and Losing Ground</w:t>
       </w:r>
     </w:p>
     <w:p>
@@ -17,17 +17,17 @@
     </w:p>
     <w:p>
       <w:r>
-        <w:t>Date: 1990-05-30</w:t>
+        <w:t>Date: 2006-01-08</w:t>
       </w:r>
     </w:p>
     <w:p>
       <w:r>
-        <w:t>Section: Section A; Page 18, Column 1; National Desk</w:t>
+        <w:t>Section: Section 4A; Column 1; Education Life Supplement; Pg. 42; BOOKS</w:t>
       </w:r>
     </w:p>
     <w:p>
       <w:r>
-        <w:t>Source file: NYT/42.DOCX</w:t>
+        <w:t>Source file: NYT/39.DOCX</w:t>
       </w:r>
     </w:p>
     <w:p>
@@ -49,75 +49,50 @@
     </w:p>
     <w:p>
       <w:r>
-        <w:t>Among those who have read or heard his views on race, it is very hard to find anyone, black or white, with a neutral reaction to Shelby Steele.</w:t>
+        <w:t>Strapped: Why America's 20- and 30-Somethings Can't Get Ahead</w:t>
         <w:br/>
-        <w:t>To many whites and conservative blacks, Mr. Steele has given eloquent voice to painful truths that are almost always left unspoken in the nation's circumscribed public discourse on race. To many black politicians and civil rights figures, he is a turncoat, a privileged black man whose visibility and success stem from his ability to say precisely what white America most wants to hear.</w:t>
+        <w:t>By Tamara Draut</w:t>
         <w:br/>
-        <w:t>No matter what the reaction, it is clear that Mr. Steele, whose criticism of affirmative action and much of what is usually thought to be the black agenda has gained increasing visibility over the past year, now finds himself at the heart of the nation's increasing anguish over race and the traditional approaches to dealing with the issue.</w:t>
+        <w:t>Doubleday; hardcover</w:t>
         <w:br/>
-        <w:t>''The interest is there for one reason that's obvious to everybody,'' said Mr. Steele, whose closely cropped hair, blue blazer, olive slacks, burgundy pin-striped shirt and black tie reflect the button-down cool of his essays. ''As we have come to experience more opportunity in American life, we have fallen further behind. It's one of the biggest sociological contradictions of late 20th century life. It's clear that whatever we're doing isn't working, and I think the audience is there because people on both sides of the racial divide understand what I'm saying.''</w:t>
         <w:br/>
-        <w:t>Bursting From Obscurity</w:t>
+        <w:t>Aiding Students, Buying Students: Financial Aid in America</w:t>
         <w:br/>
-        <w:t>Over the past year, Mr. Steele has gone from being an obscure English professor at San Jose State University to an almost ubiquitous commentator on race. He shows up on television news programs like ''Nightline,'' has produced a public-television documentary on the Yusuf K. Hawkins killing in the Bensonhurt section of Brooklyn and has been published in Harper's, The American Scholar, The Washington Post, The New York Times Magazine and Commentary. A collection of his essays on race is to be published later this year.</w:t>
+        <w:t>By Rupert Wilkinson</w:t>
         <w:br/>
-        <w:t>Mr. Steele's arguments, which in some ways mirror those made for a decade by black conservatives, is more complicated than the point-counterpoint to which it is often reduced on television. It boils down to the assertion that while racism still exists, it is not what is holding back America's black people. Instead, Mr. Steele asserts, the specter of racism has become a crippling fixation of blacks, a way not just to excuse failures but to avoid dealing with real problems.</w:t>
+        <w:t>Vanderbilt University Press; hardcover</w:t>
         <w:br/>
-        <w:t>He says this sense of victimization has led blacks to rely on programs like affirmative action that both stem from and perpetuate their sense of being victims. And he says the insistence on black victimization and white guilt sets in motion a never-ending, and ultimately futile, interracial battle in which attaining a moral high ground counts for more than achieving results.</w:t>
+        <w:t xml:space="preserve">  WHEN Ann Radcliffe, a London widow, gave Harvard College one of its first big gifts in 1643, she specified that it be used to pay the tuition of a ''poor scholer.'' The first recipient of the scholarship was Joseph Weld, the son of the Harvard trustee who had solicited the gift. </w:t>
         <w:br/>
-        <w:t>''This leaves us with an identity that is at war with our best interests, that magnifies our oppression and diminishes our sense of possiblity,'' he wrote in the May issue of Harper's, Expressions of Bitterness Many blacks react angrily to Mr. Steele and his visibility in the mainstream news media. A review of his documentary on Bensonhurst in The Village Voice lambasted what it termed his ''enfeebled and handwringing apologias for the state of American racial discourse.'' Julian Bond, the civil rights figure and former Georgia State Senator, responded to one of Mr. Steele's essays in Harper's by saying it could have been written 30 years ago by Bull Connor or George Wallace.</w:t>
+        <w:t xml:space="preserve">  Three hundred-odd years later, the American system of financial aid found itself on firmer footing, thanks largely to the G.I. Bill of 1944. It gave returning soldiers $500 a year to pay for college, enough to cover tuition on almost every campus in the country at the time. The next generation of students, the baby boomers, did pretty well too. When President Lyndon Johnson signed a sweeping higher-education bill in 1965, he promised that ''a high school senior anywhere in this great land of ours can apply to any college or university in any of the 50 states and not be turned away because the family is poor.''</w:t>
         <w:br/>
-        <w:t>Critics say he shows no grasp of the problems of the inner city poor and instead shines a harsh light on elements of the psyches of American blacks without offering solutions other than a vague call for self-help.</w:t>
+        <w:t>Today, thousands of teenagers would probably disagree with President Johnson, and it seems reasonable to say -- as two new books do -- that the financial-aid system has been sliding backward. The country's 250 or so top colleges actually enroll fewer middle- and working-class students than they did in the 1980's.</w:t>
         <w:br/>
-        <w:t>''I just think the guy's off the wall, really,'' said Representative John Lewis, a black Democrat from Georgia who is a longtime civil rights leader. ''There are these people, Steele in particular, sitting in their ivory towers far removed from the problems of poor, downtrodden black Americans. He's one of those who feels very comfortable articulating the position that the victim is responsible for his own situation.''</w:t>
+        <w:t xml:space="preserve">  Making it to college, meanwhile, is just one of the hurdles young adults now face. When they leave campus, with a degree or without one, many will be much deeper in debt than their parents or grandparents were. They will also be helping to pay for their elders' retirement, through Social Security taxes. Many will be buying homes that have recently soared in price, and so will end up transferring yet more wealth to an older generation. Then they will have to pay for day care in an economy that gives bigger tax breaks to ''someone buying a second home than raising a second child,'' Tamara Draut writes in ''Strapped: Why America's 20- and 30-Somethings Can't Get Ahead,'' a grim tale of one-sided generational war. </w:t>
         <w:br/>
-        <w:t xml:space="preserve"> </w:t>
+        <w:t xml:space="preserve">  The fight for resources between generations does not usually get as much attention as society's other divisions. But with the boomers starting to retire and depend on Social Security and Medicare, the tension between them and their children has the potential to become a defining political issue. </w:t>
         <w:br/>
-        <w:t>'A Superb Scholar'</w:t>
+        <w:t xml:space="preserve">  Whenever this debate starts, it would be nice if both sides avoided poor-mouthing their own situation. Boomers, perhaps, could acknowledge that they benefited from affordable tuition, as well as booms in stock prices and home values. Generation X and those who come after us -- I am 33, on the older end of Ms. Draut's target audience -- could remember that life is mostly better than it used to be. </w:t>
         <w:br/>
-        <w:t>But not all Mr. Steele's approval comes from whites. Although it is hard to find evidence of conservative political strength among blacks, Mr. Steele is only one of a number of black writers and thinkers who in different ways break sharply with the view of race found in the traditional civil rights movement. These include the economists Glenn Loury of Harvard University, Thomas Sowell of the Hoover Institution and Walter Williams of George Mason University; the writer Stanley Crouch, and other academics like Julius Lester of the University of Massachusetts and Anne Wortham of Washington and Lee University.</w:t>
+        <w:t xml:space="preserve">  We will live longer than our parents, on average. The percentage of 30-year-olds with a bachelor's degree has more than doubled since 1970. The nation's divorce rate has stopped rising. Crime has fallen to levels that were unimaginable a generation ago. Inequality has increased, but wages over the last generation have still risen faster than inflation across the economic spectrum. Cross-country plane travel and personal computers have become standard features of middle-class life.</w:t>
         <w:br/>
-        <w:t>''I think he's a superb scholar, he's thoughtful, he writes well, he's honest, he's a breath of fresh air,'' said Robert Woodson, the director of the National Center for Neighborhood Enterprise in Washington who is black. ''Some of us have been saying the same things for years, and we're just pleased that someone who challenges the traditional wisdom can get a hearing.''</w:t>
+        <w:t xml:space="preserve">  Most of us understand this, too. In a nationwide poll conducted by The New York Times in March, 63 percent of respondents between the ages of 18 and 34 said they had a better standard of living than their parents, and only 13 percent said it was worse.</w:t>
         <w:br/>
-        <w:t>Mr. Steele, who is 44 years old, grew up in the working-class Chicago suburb of Phoenix. His father, a truck driver, and his mother, a social worker, were devoted to the civil rights movement. He attended Coe College in Iowa, where his heroes included Malcolm X. He headed the black student organization at the height of the black power movement.</w:t>
+        <w:t xml:space="preserve">  Unfortunately, Ms. Draut -- who works at Demos, a New York research group -- is not big on weighing pros and cons. Instead, she relies on first-name-only anecdotes and misleading statistics to insist that life keeps getting worse. She uses men, who have received smaller raises than women in recent decades, as a proxy for the entire workforce, for example. She briefly acknowledges that women have made progress, then downplays it by saying that many hold low-wage jobs at Wal-Mart. Young workers, she writes without the benefit of evidence, are ''earning so much less than they used to.''</w:t>
         <w:br/>
-        <w:t>But after teaching Afro-American literature at an experimental program for poor blacks in East St. Louis, Ill., he pursued a conventional academic career, eventually getting a Ph.D. in English from the University of Utah and going on to teach at San Jose State.</w:t>
+        <w:t xml:space="preserve">  Summing up her thesis, she offers this quotation from another study: ''With the possible exception of having a larger array of entertainment and other goods to purchase, members of Generation X appear to be worse off by every measure.''</w:t>
         <w:br/>
-        <w:t xml:space="preserve"> </w:t>
+        <w:t xml:space="preserve">  The biggest shame about the overstatements is that they distract from the serious and novel parts of her argument. The economic rules have indeed changed more quickly than society's ability to deal with them, especially when it comes to education. </w:t>
         <w:br/>
-        <w:t>Dislikes Affirmative Action</w:t>
+        <w:t xml:space="preserve">  A college degree is now crucial to good-paying work, but many ambitious students from poor families find it impossible to get through four years. In ''Aiding Students, Buying Students: Financial Aid in America,'' Rupert Wilkinson, a former professor of American history at the University of Sussex, England, uses the charming story about Ann Radcliffe to point out that colleges have often used financial aid for purposes other than attracting poor students. Now, he argues, they should make a new push to open their doors. </w:t>
         <w:br/>
-        <w:t>As Mr. Steele tells it, he began writing on race after he was annoyed by a 1986 radio broadcast on the holiday for the Rev. Dr. Martin Luther King Jr. in which a black leader was espousing what Mr. Steele considered the cliches of the civil rights movement.</w:t>
+        <w:t xml:space="preserve">  There are problems on the younger end of the education spectrum, too. Starting public education at age 5 might have made sense when most women stayed home. But schools should surely start earlier today, especially because we know that early child development matters so much, as Ms. Draut notes.</w:t>
         <w:br/>
-        <w:t>Mr. Steele says he had not read any of the black conservatives when he began writing on race, and he clearly has both similarities and differences with them. He does not hew to a doctrinaire hostility to government programs. He says many of the programs, particularly those that derive from racial preferences, do not work. He says affirmative action, for example, diminishes the achievements of blacks, whose gains are tainted by the appearance of favoritism, and creates resentment among whites.</w:t>
+        <w:t xml:space="preserve">  These are the kind of high-minded projects that a wealthy nation should tackle. It will not happen soon, though, if Americans first need to be convinced that life is generally miserable.</w:t>
         <w:br/>
-        <w:t>Mr. Steele's writing ventures onto perhaps its most emotionally charged turf when he deals with what he sees as a widespread sense of inadequacy among blacks when they enter the economic and social mainstream. He says that feeling plays out in a number of ways:self-enforced separatism by black students on white campuses; an avoidance of many forms of intellectual and academic competition by blacks who fear it is more dangerous to try and fail than not to try at all.</w:t>
         <w:br/>
-        <w:t>He said this is a bitter legacy of 350 years of oppression that whites as well as blacks have a responsibility to change. But he said it did blacks no good to ignore their real fears and blame racism for all their failings.</w:t>
         <w:br/>
-        <w:t>''Blacks have tremendous possibilities if they know what they're up against'' he said. ''But if you think you're just up against white racism and you're just a total victim of it, then you can't do anything except be mad.'' Too Far Removed?  To his critics, Mr. Steele's message is at best hopelessly oversimplified and at worst deeply harmful. They say it gives whites more reasons not to finance social programs at a time of already scarce resources. Many say Mr. Steele, as a college professor whose wife, Rita, a psychologist, is white, is simply too far removed from the problems faced by most blacks.</w:t>
-        <w:br/>
-        <w:t>Adolph Reed, a black political science professor at Yale University, said Mr. Steele's criticism of affirmative action, for example, made much less sense when applied to programs for working-class blacks.</w:t>
-        <w:br/>
-        <w:t>Eddie N. Williams, president of the Joint Center for Political and Economic Studies, a black research organization, said Mr. Steele's apparent indifference to most government programs seemed to deny blacks the government assistance every other group in America has been able to use. He added that the problems of the black poor reflected not the failure of government intervention, but an insufficient moral or financial commitment to make the programs work.</w:t>
-        <w:br/>
-        <w:t>Between the two poles are some blacks who say Mr. Steele has some valid viewpoints that are diminished by a racial naivete.</w:t>
-        <w:br/>
-        <w:t xml:space="preserve"> </w:t>
-        <w:br/>
-        <w:t>Points of Agreement</w:t>
-        <w:br/>
-        <w:t>''He's big on personal responsibility; he's right,'' said Cornel West, a religion professor and head of the Afro-American studies program at Princeton University. ''He's big on struggling with the badge of inferiority; he's right. He's big on the impact of the quest for white validation and recognition and the difficulty of achieving that by means of affirmative action; he's right. But he trivializes these very valuable insights when he overlooks the degree to which so much of the responsibility also falls on the side on the white, skewed, limited and usually racist perceptions that dictate the quest for black acceptance.''</w:t>
-        <w:br/>
-        <w:t>Still, some critics as well as friends agree that Mr. Steele may contribute something positive if he helps foster a more honest debate on racial issues.</w:t>
-        <w:br/>
-        <w:t>''There's a shrouded quality to our public discourse on racial subjects,'' said Mr. Loury. ''A lot of stuff doesn't get said that people are really thinking. Whites don't want to get called racists. Blacks don't want to be called disloyal. As a result, a genuine critical discourse where a lot of different ideas get put on the table and bandied about never really happens.''</w:t>
-        <w:br/>
-        <w:t>Mr. Steele says he is aware of both the pain his writing evokes and the questions it leaves unanswered.</w:t>
-        <w:br/>
-        <w:t>''James Baldwin used to talk about that a great deal, that one of the real pitfalls of black writers is that they feel they have to speak for all of black America and have all the answers to enormous problems,'' he said.</w:t>
-        <w:br/>
-        <w:t>''I try to avoid that trap. I know I don't have all the answers, but I try to write what I know. Some people say I shine a harsh light on difficult problems. But I never shine a light on anything I haven't experienced or write about fears I don't see in myself first. I'm my own first target. I spill my own blood first.''</w:t>
+        <w:t>http://www.nytimes.com</w:t>
         <w:br/>
         <w:br/>
         <w:t>Graphic</w:t>
@@ -125,7 +100,7 @@
         <w:br/>
         <w:t xml:space="preserve"> </w:t>
         <w:br/>
-        <w:t>Photo: Shelby Steele at his home in San Jose, Calif. (Terrence McCarthy for The New York Times)</w:t>
+        <w:t>Photos</w:t>
       </w:r>
     </w:p>
     <w:sectPr>
